--- a/283_Фарленкова АК_УП.docx
+++ b/283_Фарленкова АК_УП.docx
@@ -1969,8 +1969,11 @@
         <w:t>7. Эффективная работа с базами данных. Инструменты Entity Framework Core в Visual Studio позволяют генерировать модели данных из существующей БД (Database First) или создавать схему БД на основе классов C# (Code First), автоматизируя рутинную работу.</w:t>
       </w:r>
     </w:p>
-    <w:p/>
-    <w:p/>
+    <w:p>
+      <w:pPr>
+        <w:spacing w:line="540" w:lineRule="auto"/>
+      </w:pPr>
+    </w:p>
     <w:p>
       <w:r>
         <w:t>1.3 Разработка интерфейса программного модуля</w:t>
@@ -2015,13 +2018,7 @@
     <w:p>
       <w:r>
         <w:lastRenderedPageBreak/>
-        <w:t>Для входа как «</w:t>
-      </w:r>
-      <w:r>
-        <w:t>механик</w:t>
-      </w:r>
-      <w:r>
-        <w:t xml:space="preserve">»: логин: </w:t>
+        <w:t xml:space="preserve">Для входа как «механик»: логин: </w:t>
       </w:r>
       <w:r>
         <w:rPr>
@@ -2030,33 +2027,24 @@
         <w:t>login</w:t>
       </w:r>
       <w:r>
+        <w:t xml:space="preserve">2, пароль: </w:t>
+      </w:r>
+      <w:r>
+        <w:rPr>
+          <w:lang w:val="en-US"/>
+        </w:rPr>
+        <w:t>pass</w:t>
+      </w:r>
+      <w:r>
         <w:t>2</w:t>
       </w:r>
       <w:r>
-        <w:t xml:space="preserve">, пароль: </w:t>
-      </w:r>
-      <w:r>
-        <w:rPr>
-          <w:lang w:val="en-US"/>
-        </w:rPr>
-        <w:t>pass</w:t>
-      </w:r>
-      <w:r>
-        <w:t>2</w:t>
-      </w:r>
-      <w:r>
         <w:t>.</w:t>
       </w:r>
     </w:p>
     <w:p>
       <w:r>
-        <w:t>Для входа как «</w:t>
-      </w:r>
-      <w:r>
-        <w:t>заказчик</w:t>
-      </w:r>
-      <w:r>
-        <w:t xml:space="preserve">»: логин: </w:t>
+        <w:t xml:space="preserve">Для входа как «заказчик»: логин: </w:t>
       </w:r>
       <w:r>
         <w:rPr>
@@ -2068,10 +2056,7 @@
         <w:t>1</w:t>
       </w:r>
       <w:r>
-        <w:t>2</w:t>
-      </w:r>
-      <w:r>
-        <w:t xml:space="preserve">, пароль: </w:t>
+        <w:t xml:space="preserve">2, пароль: </w:t>
       </w:r>
       <w:r>
         <w:rPr>
@@ -2171,11 +2156,10 @@
         <w:rPr>
           <w:noProof/>
         </w:rPr>
-        <w:lastRenderedPageBreak/>
         <w:drawing>
-          <wp:inline distT="0" distB="0" distL="0" distR="0" wp14:anchorId="02FCBAC2" wp14:editId="73637AA4">
-            <wp:extent cx="4154374" cy="3276600"/>
-            <wp:effectExtent l="0" t="0" r="0" b="0"/>
+          <wp:inline distT="0" distB="0" distL="0" distR="0" wp14:anchorId="02FCBAC2" wp14:editId="19EB7BD1">
+            <wp:extent cx="3544119" cy="2795286"/>
+            <wp:effectExtent l="0" t="0" r="0" b="5080"/>
             <wp:docPr id="5" name="Рисунок 5"/>
             <wp:cNvGraphicFramePr>
               <a:graphicFrameLocks xmlns:a="http://schemas.openxmlformats.org/drawingml/2006/main" noChangeAspect="1"/>
@@ -2196,7 +2180,7 @@
                   <pic:spPr>
                     <a:xfrm>
                       <a:off x="0" y="0"/>
-                      <a:ext cx="4159123" cy="3280346"/>
+                      <a:ext cx="3549623" cy="2799627"/>
                     </a:xfrm>
                     <a:prstGeom prst="rect">
                       <a:avLst/>
@@ -2220,6 +2204,7 @@
     </w:p>
     <w:p>
       <w:r>
+        <w:lastRenderedPageBreak/>
         <w:t xml:space="preserve">На рисунке 1.6 представлена главная страница </w:t>
       </w:r>
       <w:r>
@@ -2313,7 +2298,6 @@
           <w:bdr w:val="single" w:sz="4" w:space="0" w:color="auto"/>
           <w:lang w:val="en-US"/>
         </w:rPr>
-        <w:lastRenderedPageBreak/>
         <w:drawing>
           <wp:inline distT="0" distB="0" distL="0" distR="0" wp14:anchorId="7A2587C1" wp14:editId="3BFCF969">
             <wp:extent cx="5930979" cy="2717800"/>
@@ -2388,6 +2372,7 @@
           <w:bdr w:val="single" w:sz="4" w:space="0" w:color="auto"/>
           <w:lang w:val="en-US"/>
         </w:rPr>
+        <w:lastRenderedPageBreak/>
         <w:drawing>
           <wp:inline distT="0" distB="0" distL="0" distR="0" wp14:anchorId="04953199" wp14:editId="47616B71">
             <wp:extent cx="5862625" cy="2470150"/>
@@ -2526,7 +2511,6 @@
           <w:bdr w:val="single" w:sz="4" w:space="0" w:color="auto"/>
           <w:lang w:val="en-US"/>
         </w:rPr>
-        <w:lastRenderedPageBreak/>
         <w:drawing>
           <wp:inline distT="0" distB="0" distL="0" distR="0" wp14:anchorId="4BA9B639" wp14:editId="1F7AAA49">
             <wp:extent cx="4708123" cy="1717513"/>
@@ -2656,6 +2640,7 @@
           <w:bdr w:val="single" w:sz="4" w:space="0" w:color="auto"/>
           <w:lang w:val="en-US"/>
         </w:rPr>
+        <w:lastRenderedPageBreak/>
         <w:drawing>
           <wp:inline distT="0" distB="0" distL="0" distR="0" wp14:anchorId="5C4B5018" wp14:editId="19BC4F48">
             <wp:extent cx="5569237" cy="1828800"/>
@@ -2735,7 +2720,6 @@
           <w:bdr w:val="single" w:sz="4" w:space="0" w:color="auto"/>
           <w:lang w:val="en-US"/>
         </w:rPr>
-        <w:lastRenderedPageBreak/>
         <w:drawing>
           <wp:inline distT="0" distB="0" distL="0" distR="0" wp14:anchorId="0DDAD8BF" wp14:editId="78F981DB">
             <wp:extent cx="5974989" cy="2127250"/>
@@ -3301,16 +3285,427 @@
       </w:r>
     </w:p>
     <w:p>
+      <w:r>
+        <w:lastRenderedPageBreak/>
+        <w:t xml:space="preserve">2 </w:t>
+      </w:r>
+      <w:r>
+        <w:t>Описание практической части дипломного проекта</w:t>
+      </w:r>
+    </w:p>
+    <w:p>
+      <w:pPr>
+        <w:spacing w:line="540" w:lineRule="auto"/>
+      </w:pPr>
+    </w:p>
+    <w:p>
+      <w:pPr>
+        <w:jc w:val="left"/>
+        <w:rPr>
+          <w:rFonts w:eastAsia="Calibri" w:cs="Times New Roman"/>
+          <w:kern w:val="2"/>
+          <w14:ligatures w14:val="standardContextual"/>
+        </w:rPr>
+      </w:pPr>
+      <w:r>
+        <w:t>1.2</w:t>
+      </w:r>
+      <w:r>
+        <w:rPr>
+          <w:rFonts w:eastAsia="Calibri" w:cs="Times New Roman"/>
+          <w:kern w:val="2"/>
+          <w14:ligatures w14:val="standardContextual"/>
+        </w:rPr>
+        <w:t xml:space="preserve"> </w:t>
+      </w:r>
+      <w:r>
+        <w:rPr>
+          <w:rFonts w:cs="Times New Roman"/>
+          <w:szCs w:val="28"/>
+        </w:rPr>
+        <w:t>Обоснование выбора инструментальных средств разработки</w:t>
+      </w:r>
+    </w:p>
+    <w:p>
+      <w:pPr>
+        <w:pStyle w:val="27"/>
+      </w:pPr>
+    </w:p>
+    <w:p>
+      <w:pPr>
+        <w:rPr>
+          <w:rFonts w:cs="Times New Roman"/>
+        </w:rPr>
+      </w:pPr>
+      <w:r>
+        <w:rPr>
+          <w:rFonts w:cs="Times New Roman"/>
+        </w:rPr>
+        <w:t>Выбор языка программирования: C# и платформа .NET.</w:t>
+      </w:r>
+    </w:p>
+    <w:p>
+      <w:pPr>
+        <w:rPr>
+          <w:rFonts w:cs="Times New Roman"/>
+        </w:rPr>
+      </w:pPr>
+      <w:r>
+        <w:rPr>
+          <w:rFonts w:cs="Times New Roman"/>
+        </w:rPr>
+        <w:t xml:space="preserve">Преимущества языка программирования </w:t>
+      </w:r>
+      <w:r>
+        <w:rPr>
+          <w:rFonts w:cs="Times New Roman"/>
+          <w:lang w:val="en-US"/>
+        </w:rPr>
+        <w:t>C</w:t>
+      </w:r>
+      <w:r>
+        <w:rPr>
+          <w:rFonts w:cs="Times New Roman"/>
+        </w:rPr>
+        <w:t># и платформы .</w:t>
+      </w:r>
+      <w:r>
+        <w:rPr>
+          <w:rFonts w:cs="Times New Roman"/>
+          <w:lang w:val="en-US"/>
+        </w:rPr>
+        <w:t>NET</w:t>
+      </w:r>
+      <w:r>
+        <w:rPr>
+          <w:rFonts w:cs="Times New Roman"/>
+        </w:rPr>
+        <w:t>:</w:t>
+      </w:r>
+    </w:p>
+    <w:p>
+      <w:pPr>
+        <w:rPr>
+          <w:rFonts w:cs="Times New Roman"/>
+        </w:rPr>
+      </w:pPr>
+      <w:r>
+        <w:rPr>
+          <w:rFonts w:cs="Times New Roman"/>
+        </w:rPr>
+        <w:t>1. надежность. C# — это строго типизированный язык, что означает выявление многих ошибок на этапе компиляции, а не во время выполнения. Это критически важно для бизнес-приложений, где важна точность и отсутствие сбоев в работе с данными (учет инструментов, журнал присутствия).</w:t>
+      </w:r>
+    </w:p>
+    <w:p>
+      <w:pPr>
+        <w:rPr>
+          <w:rFonts w:cs="Times New Roman"/>
+        </w:rPr>
+      </w:pPr>
+      <w:r>
+        <w:rPr>
+          <w:rFonts w:cs="Times New Roman"/>
+        </w:rPr>
+        <w:t>2. Высокая производительность. .NET Core (и его современное продолжение — .NET 6/7/8) известен своей исключительной производительностью, сравнимой с C++ и Go. Это гарантирует, что приложение будет быстро работать даже при росте количества пользователей и данных.</w:t>
+      </w:r>
+    </w:p>
+    <w:p>
+      <w:pPr>
+        <w:rPr>
+          <w:rFonts w:cs="Times New Roman"/>
+        </w:rPr>
+      </w:pPr>
+      <w:r>
+        <w:rPr>
+          <w:rFonts w:cs="Times New Roman"/>
+        </w:rPr>
+        <w:t>3. Экосистема и библиотеки. .NET обладает одной из самых богатых экосистем. Для реализации вашего проекта есть готовые, проверенные решения для:</w:t>
+      </w:r>
+    </w:p>
+    <w:p>
+      <w:pPr>
+        <w:rPr>
+          <w:rFonts w:cs="Times New Roman"/>
+        </w:rPr>
+      </w:pPr>
+      <w:r>
+        <w:rPr>
+          <w:rFonts w:cs="Times New Roman"/>
+        </w:rPr>
+        <w:t>4. Для аутентификации и авторизации существует Identity Framework. С</w:t>
+      </w:r>
+      <w:r>
+        <w:t>истема позволяет пользователям создавать учетные записи, аутентифицироваться, управлять учетными записями</w:t>
+      </w:r>
+      <w:r>
+        <w:rPr>
+          <w:rFonts w:cs="Times New Roman"/>
+        </w:rPr>
+        <w:t>.</w:t>
+      </w:r>
+    </w:p>
+    <w:p>
+      <w:pPr>
+        <w:rPr>
+          <w:rFonts w:cs="Times New Roman"/>
+        </w:rPr>
+      </w:pPr>
+      <w:r>
+        <w:rPr>
+          <w:rFonts w:cs="Times New Roman"/>
+        </w:rPr>
+        <w:t xml:space="preserve">5. Работы с базами данных отлично подойдёт Entity Framework Core (ORM). </w:t>
+      </w:r>
+      <w:r>
+        <w:t>Позволяет разработчикам .NET работать с базой данных с помощью объектов .NET, устраняет необходимость в большей части кода для доступа к данным, который обычно приходится писать.</w:t>
+      </w:r>
+    </w:p>
+    <w:p>
+      <w:r>
+        <w:rPr>
+          <w:rFonts w:cs="Times New Roman"/>
+        </w:rPr>
+        <w:t xml:space="preserve">6. </w:t>
+      </w:r>
+      <w:r>
+        <w:t>ASP.NET Core MVC имеет встроенную поддержку создания веб-API. Объединение двух платформ упрощает создание приложений, включающих как пользовательский интерфейс (HTML), так и API.</w:t>
+      </w:r>
+    </w:p>
+    <w:p>
+      <w:pPr>
+        <w:rPr>
+          <w:rFonts w:cs="Times New Roman"/>
+        </w:rPr>
+      </w:pPr>
+      <w:r>
+        <w:rPr>
+          <w:rFonts w:cs="Times New Roman"/>
+        </w:rPr>
+        <w:t>7. Кроссплатформенность. Современный .NET работает на Windows, Linux и macOS. Это дает гибкость при выборе сервера для развертывания.</w:t>
+      </w:r>
+    </w:p>
+    <w:p>
+      <w:pPr>
+        <w:rPr>
+          <w:rFonts w:cs="Times New Roman"/>
+        </w:rPr>
+      </w:pPr>
+      <w:r>
+        <w:rPr>
+          <w:rFonts w:cs="Times New Roman"/>
+        </w:rPr>
+        <w:t>8. Безопасность. Платформа предоставляет встроенные механизмы для защиты от распространенных веб-угроз, таких как межсайтовый скриптинг (XSS), подделка межсайтовых запросов (CSRF) и SQL-инъекций.</w:t>
+      </w:r>
+    </w:p>
+    <w:p>
+      <w:pPr>
+        <w:rPr>
+          <w:rFonts w:cs="Times New Roman"/>
+        </w:rPr>
+      </w:pPr>
+      <w:r>
+        <w:rPr>
+          <w:rFonts w:cs="Times New Roman"/>
+        </w:rPr>
+        <w:t>Выбор среды разработки: Visual Studio 2022.</w:t>
+      </w:r>
+    </w:p>
+    <w:p>
+      <w:pPr>
+        <w:rPr>
+          <w:rFonts w:cs="Times New Roman"/>
+        </w:rPr>
+      </w:pPr>
+      <w:r>
+        <w:rPr>
+          <w:rFonts w:cs="Times New Roman"/>
+        </w:rPr>
+        <w:t>Преимущества среды разработки Visual Studio 2022:</w:t>
+      </w:r>
+    </w:p>
+    <w:p>
+      <w:pPr>
+        <w:rPr>
+          <w:rFonts w:cs="Times New Roman"/>
+        </w:rPr>
+      </w:pPr>
+      <w:r>
+        <w:rPr>
+          <w:rFonts w:cs="Times New Roman"/>
+        </w:rPr>
+        <w:t>1. интегрированная среда разработки (IDE) "все в одном". Visual Studio — это мощнейшая IDE, специально созданная для разработки на .NET. Она предоставляет все необходимые инструменты из коробки:</w:t>
+      </w:r>
+    </w:p>
+    <w:p>
+      <w:pPr>
+        <w:rPr>
+          <w:rFonts w:cs="Times New Roman"/>
+        </w:rPr>
+      </w:pPr>
+      <w:r>
+        <w:rPr>
+          <w:rFonts w:cs="Times New Roman"/>
+        </w:rPr>
+        <w:t>2. Продвинутый отладчик позволяет легко находить и исправлять ошибки в коде C#, JavaScript и SQL.</w:t>
+      </w:r>
+    </w:p>
+    <w:p>
+      <w:pPr>
+        <w:rPr>
+          <w:rFonts w:cs="Times New Roman"/>
+        </w:rPr>
+      </w:pPr>
+      <w:r>
+        <w:rPr>
+          <w:rFonts w:cs="Times New Roman"/>
+        </w:rPr>
+        <w:t>3. Интегрированный менеджер баз данных. Visual Studio имеет встроенные инструменты для подключения к PostgreSQL, просмотра таблиц, выполнения запросов и управления схемой БД.</w:t>
+      </w:r>
+    </w:p>
+    <w:p>
+      <w:pPr>
+        <w:rPr>
+          <w:rFonts w:cs="Times New Roman"/>
+        </w:rPr>
+      </w:pPr>
+      <w:r>
+        <w:rPr>
+          <w:rFonts w:cs="Times New Roman"/>
+        </w:rPr>
+        <w:lastRenderedPageBreak/>
+        <w:t>4. Система контроля версий (Git). Глубокая интеграция с Git упрощает командную работу и отслеживание изменений в коде.</w:t>
+      </w:r>
+    </w:p>
+    <w:p>
+      <w:pPr>
+        <w:rPr>
+          <w:rFonts w:cs="Times New Roman"/>
+        </w:rPr>
+      </w:pPr>
+      <w:r>
+        <w:rPr>
+          <w:rFonts w:cs="Times New Roman"/>
+        </w:rPr>
+        <w:t>5. Шаблоны проектов позволяют в один клик создавать готовую структуру проекта ASP.NET Core MVC или Razor Pages, что значительно ускоряет начало работы.</w:t>
+      </w:r>
+    </w:p>
+    <w:p>
+      <w:pPr>
+        <w:rPr>
+          <w:rFonts w:cs="Times New Roman"/>
+        </w:rPr>
+      </w:pPr>
+      <w:r>
+        <w:rPr>
+          <w:rFonts w:cs="Times New Roman"/>
+        </w:rPr>
+        <w:t>6. Производительность разработчика. Функции IntelliSense (автодополнение кода), рефакторинга и навигации по коду делают написание кода на C# быстрым и менее подверженным ошибкам.</w:t>
+      </w:r>
+    </w:p>
+    <w:p>
+      <w:pPr>
+        <w:pStyle w:val="10"/>
+        <w:rPr>
+          <w:rFonts w:cs="Times New Roman"/>
+        </w:rPr>
+      </w:pPr>
+      <w:r>
+        <w:rPr>
+          <w:rFonts w:cs="Times New Roman"/>
+        </w:rPr>
+        <w:t>7. Эффективная работа с базами данных. Инструменты Entity Framework Core в Visual Studio позволяют генерировать модели данных из существующей БД (Database First) или создавать схему БД на основе классов C# (Code First), автоматизируя рутинную работу.</w:t>
+      </w:r>
+    </w:p>
+    <w:p>
+      <w:pPr>
+        <w:spacing w:line="540" w:lineRule="auto"/>
+      </w:pPr>
+    </w:p>
+    <w:p>
+      <w:r>
+        <w:t>1.3 Разработка интерфейса программного модуля</w:t>
+      </w:r>
+    </w:p>
+    <w:p>
+      <w:pPr>
+        <w:spacing w:line="540" w:lineRule="auto"/>
+      </w:pPr>
+    </w:p>
+    <w:p>
+      <w:r>
+        <w:t xml:space="preserve">Окно авторизации представлено на рисунке </w:t>
+      </w:r>
+      <w:r>
+        <w:t>2.1</w:t>
+      </w:r>
+      <w:r>
+        <w:t>. Имеются поля для ввода логина и пароля, кнопка «Войти». Для пользователей, не имеющих авторизованный профиль, имеется ссылка на окно регистрации.</w:t>
+      </w:r>
+    </w:p>
+    <w:p/>
+    <w:p>
       <w:pPr>
         <w:ind w:firstLine="0"/>
         <w:jc w:val="center"/>
       </w:pPr>
-    </w:p>
-    <w:p>
-      <w:pPr>
-        <w:ind w:firstLine="709"/>
+      <w:r>
+        <w:drawing>
+          <wp:inline distT="0" distB="0" distL="0" distR="0" wp14:anchorId="58FED0DB" wp14:editId="097E1FD3">
+            <wp:extent cx="4031840" cy="4589362"/>
+            <wp:effectExtent l="0" t="0" r="6985" b="1905"/>
+            <wp:docPr id="1" name="Рисунок 1"/>
+            <wp:cNvGraphicFramePr>
+              <a:graphicFrameLocks xmlns:a="http://schemas.openxmlformats.org/drawingml/2006/main" noChangeAspect="1"/>
+            </wp:cNvGraphicFramePr>
+            <a:graphic xmlns:a="http://schemas.openxmlformats.org/drawingml/2006/main">
+              <a:graphicData uri="http://schemas.openxmlformats.org/drawingml/2006/picture">
+                <pic:pic xmlns:pic="http://schemas.openxmlformats.org/drawingml/2006/picture">
+                  <pic:nvPicPr>
+                    <pic:cNvPr id="1" name=""/>
+                    <pic:cNvPicPr/>
+                  </pic:nvPicPr>
+                  <pic:blipFill>
+                    <a:blip r:embed="rId31"/>
+                    <a:stretch>
+                      <a:fillRect/>
+                    </a:stretch>
+                  </pic:blipFill>
+                  <pic:spPr>
+                    <a:xfrm>
+                      <a:off x="0" y="0"/>
+                      <a:ext cx="4034766" cy="4592693"/>
+                    </a:xfrm>
+                    <a:prstGeom prst="rect">
+                      <a:avLst/>
+                    </a:prstGeom>
+                  </pic:spPr>
+                </pic:pic>
+              </a:graphicData>
+            </a:graphic>
+          </wp:inline>
+        </w:drawing>
+      </w:r>
+    </w:p>
+    <w:p>
+      <w:pPr>
+        <w:ind w:firstLine="0"/>
         <w:jc w:val="center"/>
       </w:pPr>
+      <w:r>
+        <w:t>Рисунок 2.1 – Окно входа</w:t>
+      </w:r>
+    </w:p>
+    <w:p>
+      <w:r>
+        <w:lastRenderedPageBreak/>
+        <w:t xml:space="preserve">Окно регистрации представлено на рисунке </w:t>
+      </w:r>
+      <w:r>
+        <w:t>2.2</w:t>
+      </w:r>
+      <w:r>
+        <w:t>. Имеются поля для ввода ФИО, номера телефона, логина, пароля, а также для подтверждения пароля, кнопка «Зарегистрироваться». Для пользователей, имеющих авторизованный профиль, имеется ссылка на окно входа.</w:t>
+      </w:r>
     </w:p>
     <w:p>
       <w:pPr>
@@ -3322,25 +3717,1396 @@
         <w:ind w:firstLine="0"/>
         <w:jc w:val="center"/>
       </w:pPr>
+      <w:r>
+        <w:drawing>
+          <wp:inline distT="0" distB="0" distL="0" distR="0" wp14:anchorId="6D38333A" wp14:editId="4B8BAC2B">
+            <wp:extent cx="3609219" cy="4161099"/>
+            <wp:effectExtent l="0" t="0" r="0" b="0"/>
+            <wp:docPr id="2" name="Рисунок 2"/>
+            <wp:cNvGraphicFramePr>
+              <a:graphicFrameLocks xmlns:a="http://schemas.openxmlformats.org/drawingml/2006/main" noChangeAspect="1"/>
+            </wp:cNvGraphicFramePr>
+            <a:graphic xmlns:a="http://schemas.openxmlformats.org/drawingml/2006/main">
+              <a:graphicData uri="http://schemas.openxmlformats.org/drawingml/2006/picture">
+                <pic:pic xmlns:pic="http://schemas.openxmlformats.org/drawingml/2006/picture">
+                  <pic:nvPicPr>
+                    <pic:cNvPr id="1" name=""/>
+                    <pic:cNvPicPr/>
+                  </pic:nvPicPr>
+                  <pic:blipFill>
+                    <a:blip r:embed="rId32"/>
+                    <a:stretch>
+                      <a:fillRect/>
+                    </a:stretch>
+                  </pic:blipFill>
+                  <pic:spPr>
+                    <a:xfrm>
+                      <a:off x="0" y="0"/>
+                      <a:ext cx="3627990" cy="4182740"/>
+                    </a:xfrm>
+                    <a:prstGeom prst="rect">
+                      <a:avLst/>
+                    </a:prstGeom>
+                  </pic:spPr>
+                </pic:pic>
+              </a:graphicData>
+            </a:graphic>
+          </wp:inline>
+        </w:drawing>
+      </w:r>
     </w:p>
     <w:p>
       <w:pPr>
         <w:ind w:firstLine="0"/>
         <w:jc w:val="center"/>
       </w:pPr>
-    </w:p>
-    <w:p>
-      <w:pPr>
-        <w:ind w:firstLine="0"/>
+      <w:r>
+        <w:t>Рисунок 2.2 – Окно регистрации</w:t>
+      </w:r>
+    </w:p>
+    <w:p>
+      <w:pPr>
         <w:jc w:val="center"/>
       </w:pPr>
     </w:p>
     <w:p>
+      <w:r>
+        <w:t>На рисунке 2.</w:t>
+      </w:r>
+      <w:r>
+        <w:t>3</w:t>
+      </w:r>
+      <w:r>
+        <w:t xml:space="preserve"> представлено окно главной страницы для </w:t>
+      </w:r>
+      <w:r>
+        <w:t>пользователя</w:t>
+      </w:r>
+      <w:r>
+        <w:t xml:space="preserve"> «</w:t>
+      </w:r>
+      <w:r>
+        <w:t>Р</w:t>
+      </w:r>
+      <w:r>
+        <w:t xml:space="preserve">уководитель». </w:t>
+      </w:r>
+      <w:r>
+        <w:t>Имеется возможность просмотра всех имеющихся модулей на основной части экрана и на боковой навигации. В правом верхнем углу имеется кнопка «Выход»</w:t>
+      </w:r>
+    </w:p>
+    <w:p/>
+    <w:p>
       <w:pPr>
         <w:ind w:firstLine="0"/>
         <w:jc w:val="center"/>
       </w:pPr>
-    </w:p>
+      <w:r>
+        <w:rPr>
+          <w:bdr w:val="single" w:sz="4" w:space="0" w:color="auto"/>
+        </w:rPr>
+        <w:drawing>
+          <wp:inline distT="0" distB="0" distL="0" distR="0" wp14:anchorId="254CCC68" wp14:editId="0807DBD8">
+            <wp:extent cx="5724203" cy="2343686"/>
+            <wp:effectExtent l="0" t="0" r="0" b="0"/>
+            <wp:docPr id="3" name="Рисунок 3"/>
+            <wp:cNvGraphicFramePr>
+              <a:graphicFrameLocks xmlns:a="http://schemas.openxmlformats.org/drawingml/2006/main" noChangeAspect="1"/>
+            </wp:cNvGraphicFramePr>
+            <a:graphic xmlns:a="http://schemas.openxmlformats.org/drawingml/2006/main">
+              <a:graphicData uri="http://schemas.openxmlformats.org/drawingml/2006/picture">
+                <pic:pic xmlns:pic="http://schemas.openxmlformats.org/drawingml/2006/picture">
+                  <pic:nvPicPr>
+                    <pic:cNvPr id="1" name=""/>
+                    <pic:cNvPicPr/>
+                  </pic:nvPicPr>
+                  <pic:blipFill>
+                    <a:blip r:embed="rId33"/>
+                    <a:stretch>
+                      <a:fillRect/>
+                    </a:stretch>
+                  </pic:blipFill>
+                  <pic:spPr>
+                    <a:xfrm>
+                      <a:off x="0" y="0"/>
+                      <a:ext cx="5780689" cy="2366813"/>
+                    </a:xfrm>
+                    <a:prstGeom prst="rect">
+                      <a:avLst/>
+                    </a:prstGeom>
+                  </pic:spPr>
+                </pic:pic>
+              </a:graphicData>
+            </a:graphic>
+          </wp:inline>
+        </w:drawing>
+      </w:r>
+    </w:p>
+    <w:p>
+      <w:pPr>
+        <w:ind w:firstLine="0"/>
+        <w:jc w:val="center"/>
+      </w:pPr>
+      <w:r>
+        <w:t>Рисунок 2.3 – Главная страница</w:t>
+      </w:r>
+    </w:p>
+    <w:p>
+      <w:r>
+        <w:lastRenderedPageBreak/>
+        <w:t>На рисунке 2.</w:t>
+      </w:r>
+      <w:r>
+        <w:t>4</w:t>
+      </w:r>
+      <w:r>
+        <w:t xml:space="preserve"> представлен модуль «Инструменты» (для пользователя «Руководитель»). </w:t>
+      </w:r>
+      <w:r>
+        <w:t>Имеется возможность просмотра всех инструментов, кнопка «Все заявки» для просмотра заявок на Перевозку или Ремонт/Заточку, кнопка «Добавить» для добавления нового инструмента, кнопка «Перевезти» для создания заявки на перевозку инструмента, кнопка «Ремонт/Заточка» для создания заявки на ремонт/заточку, кнопка красного цвета со знаком корзины для удаления инструмента.</w:t>
+      </w:r>
+    </w:p>
+    <w:p/>
+    <w:p>
+      <w:pPr>
+        <w:ind w:firstLine="0"/>
+        <w:jc w:val="center"/>
+      </w:pPr>
+      <w:r>
+        <w:rPr>
+          <w:bdr w:val="single" w:sz="4" w:space="0" w:color="auto"/>
+        </w:rPr>
+        <w:drawing>
+          <wp:inline distT="0" distB="0" distL="0" distR="0" wp14:anchorId="6B9CFECC" wp14:editId="7E20BFA7">
+            <wp:extent cx="5599144" cy="1394001"/>
+            <wp:effectExtent l="0" t="0" r="1270" b="6350"/>
+            <wp:docPr id="9" name="Рисунок 9"/>
+            <wp:cNvGraphicFramePr>
+              <a:graphicFrameLocks xmlns:a="http://schemas.openxmlformats.org/drawingml/2006/main" noChangeAspect="1"/>
+            </wp:cNvGraphicFramePr>
+            <a:graphic xmlns:a="http://schemas.openxmlformats.org/drawingml/2006/main">
+              <a:graphicData uri="http://schemas.openxmlformats.org/drawingml/2006/picture">
+                <pic:pic xmlns:pic="http://schemas.openxmlformats.org/drawingml/2006/picture">
+                  <pic:nvPicPr>
+                    <pic:cNvPr id="1" name=""/>
+                    <pic:cNvPicPr/>
+                  </pic:nvPicPr>
+                  <pic:blipFill>
+                    <a:blip r:embed="rId34"/>
+                    <a:stretch>
+                      <a:fillRect/>
+                    </a:stretch>
+                  </pic:blipFill>
+                  <pic:spPr>
+                    <a:xfrm>
+                      <a:off x="0" y="0"/>
+                      <a:ext cx="5599144" cy="1394001"/>
+                    </a:xfrm>
+                    <a:prstGeom prst="rect">
+                      <a:avLst/>
+                    </a:prstGeom>
+                  </pic:spPr>
+                </pic:pic>
+              </a:graphicData>
+            </a:graphic>
+          </wp:inline>
+        </w:drawing>
+      </w:r>
+    </w:p>
+    <w:p>
+      <w:pPr>
+        <w:ind w:firstLine="0"/>
+        <w:jc w:val="center"/>
+      </w:pPr>
+      <w:r>
+        <w:t>Рисунок 2.4 – Модуль «Инструменты»</w:t>
+      </w:r>
+    </w:p>
+    <w:p>
+      <w:pPr>
+        <w:jc w:val="center"/>
+      </w:pPr>
+    </w:p>
+    <w:p>
+      <w:r>
+        <w:t xml:space="preserve">На рисунке 2.5 представлено окно </w:t>
+      </w:r>
+      <w:r>
+        <w:t>«Заявки по инструментам»</w:t>
+      </w:r>
+      <w:r>
+        <w:t xml:space="preserve"> </w:t>
+      </w:r>
+      <w:r>
+        <w:t>(для пользователя «Руководитель»).</w:t>
+      </w:r>
+      <w:r>
+        <w:t xml:space="preserve"> Имеется возможность просмотра всех имеющихся заявок, изменения статуса действия заявки. </w:t>
+      </w:r>
+    </w:p>
+    <w:p>
+      <w:pPr>
+        <w:jc w:val="center"/>
+      </w:pPr>
+    </w:p>
+    <w:p>
+      <w:pPr>
+        <w:ind w:firstLine="0"/>
+        <w:jc w:val="center"/>
+      </w:pPr>
+      <w:r>
+        <w:rPr>
+          <w:bdr w:val="single" w:sz="4" w:space="0" w:color="auto"/>
+        </w:rPr>
+        <w:drawing>
+          <wp:inline distT="0" distB="0" distL="0" distR="0" wp14:anchorId="69832270" wp14:editId="6DAF6E20">
+            <wp:extent cx="5444434" cy="1517372"/>
+            <wp:effectExtent l="0" t="0" r="4445" b="6985"/>
+            <wp:docPr id="22" name="Рисунок 22"/>
+            <wp:cNvGraphicFramePr>
+              <a:graphicFrameLocks xmlns:a="http://schemas.openxmlformats.org/drawingml/2006/main" noChangeAspect="1"/>
+            </wp:cNvGraphicFramePr>
+            <a:graphic xmlns:a="http://schemas.openxmlformats.org/drawingml/2006/main">
+              <a:graphicData uri="http://schemas.openxmlformats.org/drawingml/2006/picture">
+                <pic:pic xmlns:pic="http://schemas.openxmlformats.org/drawingml/2006/picture">
+                  <pic:nvPicPr>
+                    <pic:cNvPr id="1" name=""/>
+                    <pic:cNvPicPr/>
+                  </pic:nvPicPr>
+                  <pic:blipFill>
+                    <a:blip r:embed="rId35"/>
+                    <a:stretch>
+                      <a:fillRect/>
+                    </a:stretch>
+                  </pic:blipFill>
+                  <pic:spPr>
+                    <a:xfrm>
+                      <a:off x="0" y="0"/>
+                      <a:ext cx="5444434" cy="1517372"/>
+                    </a:xfrm>
+                    <a:prstGeom prst="rect">
+                      <a:avLst/>
+                    </a:prstGeom>
+                  </pic:spPr>
+                </pic:pic>
+              </a:graphicData>
+            </a:graphic>
+          </wp:inline>
+        </w:drawing>
+      </w:r>
+    </w:p>
+    <w:p>
+      <w:pPr>
+        <w:ind w:firstLine="0"/>
+        <w:jc w:val="center"/>
+      </w:pPr>
+      <w:r>
+        <w:t>Рисунок 2.5 – Окно «Заявки по инструментам»</w:t>
+      </w:r>
+    </w:p>
+    <w:p>
+      <w:pPr>
+        <w:ind w:firstLine="0"/>
+        <w:jc w:val="center"/>
+      </w:pPr>
+    </w:p>
+    <w:p>
+      <w:r>
+        <w:t xml:space="preserve">На рисунке 2.6 представлено окно добавления нового инструмента </w:t>
+      </w:r>
+      <w:r>
+        <w:t>(для пользователя «Руководитель»).</w:t>
+      </w:r>
+      <w:r>
+        <w:t xml:space="preserve"> Имеются поля «Название», «Комплект», выпадающий список с выбором объекта и кнопка «Добавить».</w:t>
+      </w:r>
+    </w:p>
+    <w:p/>
+    <w:p>
+      <w:pPr>
+        <w:ind w:firstLine="0"/>
+        <w:jc w:val="center"/>
+      </w:pPr>
+      <w:r>
+        <w:rPr>
+          <w:bdr w:val="single" w:sz="4" w:space="0" w:color="auto"/>
+        </w:rPr>
+        <w:drawing>
+          <wp:inline distT="0" distB="0" distL="0" distR="0" wp14:anchorId="7FA17113" wp14:editId="7247FA65">
+            <wp:extent cx="2565063" cy="1956121"/>
+            <wp:effectExtent l="0" t="0" r="6985" b="6350"/>
+            <wp:docPr id="23" name="Рисунок 23"/>
+            <wp:cNvGraphicFramePr>
+              <a:graphicFrameLocks xmlns:a="http://schemas.openxmlformats.org/drawingml/2006/main" noChangeAspect="1"/>
+            </wp:cNvGraphicFramePr>
+            <a:graphic xmlns:a="http://schemas.openxmlformats.org/drawingml/2006/main">
+              <a:graphicData uri="http://schemas.openxmlformats.org/drawingml/2006/picture">
+                <pic:pic xmlns:pic="http://schemas.openxmlformats.org/drawingml/2006/picture">
+                  <pic:nvPicPr>
+                    <pic:cNvPr id="1" name=""/>
+                    <pic:cNvPicPr/>
+                  </pic:nvPicPr>
+                  <pic:blipFill>
+                    <a:blip r:embed="rId36"/>
+                    <a:stretch>
+                      <a:fillRect/>
+                    </a:stretch>
+                  </pic:blipFill>
+                  <pic:spPr>
+                    <a:xfrm>
+                      <a:off x="0" y="0"/>
+                      <a:ext cx="2576768" cy="1965047"/>
+                    </a:xfrm>
+                    <a:prstGeom prst="rect">
+                      <a:avLst/>
+                    </a:prstGeom>
+                  </pic:spPr>
+                </pic:pic>
+              </a:graphicData>
+            </a:graphic>
+          </wp:inline>
+        </w:drawing>
+      </w:r>
+    </w:p>
+    <w:p>
+      <w:pPr>
+        <w:ind w:firstLine="0"/>
+        <w:jc w:val="center"/>
+      </w:pPr>
+      <w:r>
+        <w:t>Рисунок 2.6 -Окно добавления инструмента</w:t>
+      </w:r>
+    </w:p>
+    <w:p>
+      <w:r>
+        <w:lastRenderedPageBreak/>
+        <w:t xml:space="preserve">На рисунке 2.7 представлено окно «Запрос на перевозку» </w:t>
+      </w:r>
+      <w:r>
+        <w:t>(для пользователя «Руководитель»).</w:t>
+      </w:r>
+      <w:r>
+        <w:t xml:space="preserve"> Имеется автоматически заполняющееся поле «Откуда», выпадающий список с выбором </w:t>
+      </w:r>
+      <w:r>
+        <w:t>объекта, поле для возможности добавить комментарий, и кнопка «Отправить запрос».</w:t>
+      </w:r>
+    </w:p>
+    <w:p/>
+    <w:p>
+      <w:pPr>
+        <w:ind w:firstLine="0"/>
+        <w:jc w:val="center"/>
+      </w:pPr>
+      <w:r>
+        <w:rPr>
+          <w:bdr w:val="single" w:sz="4" w:space="0" w:color="auto"/>
+        </w:rPr>
+        <w:drawing>
+          <wp:inline distT="0" distB="0" distL="0" distR="0" wp14:anchorId="048025CB" wp14:editId="2AADEDFA">
+            <wp:extent cx="4274680" cy="3177250"/>
+            <wp:effectExtent l="0" t="0" r="0" b="4445"/>
+            <wp:docPr id="24" name="Рисунок 24"/>
+            <wp:cNvGraphicFramePr>
+              <a:graphicFrameLocks xmlns:a="http://schemas.openxmlformats.org/drawingml/2006/main" noChangeAspect="1"/>
+            </wp:cNvGraphicFramePr>
+            <a:graphic xmlns:a="http://schemas.openxmlformats.org/drawingml/2006/main">
+              <a:graphicData uri="http://schemas.openxmlformats.org/drawingml/2006/picture">
+                <pic:pic xmlns:pic="http://schemas.openxmlformats.org/drawingml/2006/picture">
+                  <pic:nvPicPr>
+                    <pic:cNvPr id="1" name=""/>
+                    <pic:cNvPicPr/>
+                  </pic:nvPicPr>
+                  <pic:blipFill>
+                    <a:blip r:embed="rId37"/>
+                    <a:stretch>
+                      <a:fillRect/>
+                    </a:stretch>
+                  </pic:blipFill>
+                  <pic:spPr>
+                    <a:xfrm>
+                      <a:off x="0" y="0"/>
+                      <a:ext cx="4285189" cy="3185061"/>
+                    </a:xfrm>
+                    <a:prstGeom prst="rect">
+                      <a:avLst/>
+                    </a:prstGeom>
+                  </pic:spPr>
+                </pic:pic>
+              </a:graphicData>
+            </a:graphic>
+          </wp:inline>
+        </w:drawing>
+      </w:r>
+    </w:p>
+    <w:p>
+      <w:pPr>
+        <w:ind w:firstLine="0"/>
+        <w:jc w:val="center"/>
+      </w:pPr>
+      <w:r>
+        <w:t>Рисунок 2.7 – Окно «Запрос на перевозку»</w:t>
+      </w:r>
+    </w:p>
+    <w:p>
+      <w:pPr>
+        <w:jc w:val="center"/>
+      </w:pPr>
+    </w:p>
+    <w:p>
+      <w:r>
+        <w:t xml:space="preserve">На рисунке 2.8 представлено окно «Запрос на ремонт/заточку» </w:t>
+      </w:r>
+      <w:r>
+        <w:t>(для пользователя «Руководитель»).</w:t>
+      </w:r>
+      <w:r>
+        <w:t xml:space="preserve"> Имеется выпадающий список для выбора типа запроса (заточка или ремонт), поле для возможности оставить комментарий, кнопка «Отправить запрос».</w:t>
+      </w:r>
+    </w:p>
+    <w:p/>
+    <w:p>
+      <w:pPr>
+        <w:ind w:firstLine="0"/>
+        <w:jc w:val="center"/>
+      </w:pPr>
+      <w:r>
+        <w:rPr>
+          <w:bdr w:val="single" w:sz="4" w:space="0" w:color="auto"/>
+        </w:rPr>
+        <w:drawing>
+          <wp:inline distT="0" distB="0" distL="0" distR="0" wp14:anchorId="1C74D45F" wp14:editId="3BAC0506">
+            <wp:extent cx="4731465" cy="3267339"/>
+            <wp:effectExtent l="0" t="0" r="0" b="9525"/>
+            <wp:docPr id="26" name="Рисунок 26"/>
+            <wp:cNvGraphicFramePr>
+              <a:graphicFrameLocks xmlns:a="http://schemas.openxmlformats.org/drawingml/2006/main" noChangeAspect="1"/>
+            </wp:cNvGraphicFramePr>
+            <a:graphic xmlns:a="http://schemas.openxmlformats.org/drawingml/2006/main">
+              <a:graphicData uri="http://schemas.openxmlformats.org/drawingml/2006/picture">
+                <pic:pic xmlns:pic="http://schemas.openxmlformats.org/drawingml/2006/picture">
+                  <pic:nvPicPr>
+                    <pic:cNvPr id="1" name=""/>
+                    <pic:cNvPicPr/>
+                  </pic:nvPicPr>
+                  <pic:blipFill>
+                    <a:blip r:embed="rId38"/>
+                    <a:stretch>
+                      <a:fillRect/>
+                    </a:stretch>
+                  </pic:blipFill>
+                  <pic:spPr>
+                    <a:xfrm>
+                      <a:off x="0" y="0"/>
+                      <a:ext cx="4733707" cy="3268887"/>
+                    </a:xfrm>
+                    <a:prstGeom prst="rect">
+                      <a:avLst/>
+                    </a:prstGeom>
+                  </pic:spPr>
+                </pic:pic>
+              </a:graphicData>
+            </a:graphic>
+          </wp:inline>
+        </w:drawing>
+      </w:r>
+    </w:p>
+    <w:p>
+      <w:pPr>
+        <w:ind w:firstLine="0"/>
+        <w:jc w:val="center"/>
+      </w:pPr>
+      <w:r>
+        <w:t>Рисунок 2.8 – Окно «Запрос на ремонт/заточку»</w:t>
+      </w:r>
+    </w:p>
+    <w:p>
+      <w:r>
+        <w:lastRenderedPageBreak/>
+        <w:t xml:space="preserve">На рисунке 2.9 представлен модуль «Журнал» </w:t>
+      </w:r>
+      <w:r>
+        <w:t>(для пользователя «Руководитель»).</w:t>
+      </w:r>
+      <w:r>
+        <w:t xml:space="preserve"> Имеется возможность просмотра всех отметок в журнале, кнопка «Добавить запись», поиск по дате и объекту.</w:t>
+      </w:r>
+    </w:p>
+    <w:p/>
+    <w:p>
+      <w:pPr>
+        <w:ind w:firstLine="0"/>
+        <w:jc w:val="center"/>
+      </w:pPr>
+      <w:r>
+        <w:rPr>
+          <w:bdr w:val="single" w:sz="4" w:space="0" w:color="auto"/>
+        </w:rPr>
+        <w:drawing>
+          <wp:inline distT="0" distB="0" distL="0" distR="0" wp14:anchorId="7770590C" wp14:editId="780F3157">
+            <wp:extent cx="6124578" cy="2063750"/>
+            <wp:effectExtent l="0" t="0" r="9525" b="0"/>
+            <wp:docPr id="27" name="Рисунок 27"/>
+            <wp:cNvGraphicFramePr>
+              <a:graphicFrameLocks xmlns:a="http://schemas.openxmlformats.org/drawingml/2006/main" noChangeAspect="1"/>
+            </wp:cNvGraphicFramePr>
+            <a:graphic xmlns:a="http://schemas.openxmlformats.org/drawingml/2006/main">
+              <a:graphicData uri="http://schemas.openxmlformats.org/drawingml/2006/picture">
+                <pic:pic xmlns:pic="http://schemas.openxmlformats.org/drawingml/2006/picture">
+                  <pic:nvPicPr>
+                    <pic:cNvPr id="1" name=""/>
+                    <pic:cNvPicPr/>
+                  </pic:nvPicPr>
+                  <pic:blipFill>
+                    <a:blip r:embed="rId39"/>
+                    <a:stretch>
+                      <a:fillRect/>
+                    </a:stretch>
+                  </pic:blipFill>
+                  <pic:spPr>
+                    <a:xfrm>
+                      <a:off x="0" y="0"/>
+                      <a:ext cx="6175487" cy="2080904"/>
+                    </a:xfrm>
+                    <a:prstGeom prst="rect">
+                      <a:avLst/>
+                    </a:prstGeom>
+                  </pic:spPr>
+                </pic:pic>
+              </a:graphicData>
+            </a:graphic>
+          </wp:inline>
+        </w:drawing>
+      </w:r>
+      <w:r>
+        <w:t>Рисунок 2.9 – Модуль «Журнал»</w:t>
+      </w:r>
+    </w:p>
+    <w:p/>
+    <w:p>
+      <w:r>
+        <w:t xml:space="preserve">На рисунке 2.10 представлена форма добавления новой записи в журнал </w:t>
+      </w:r>
+      <w:r>
+        <w:t>(для пользователя «Руководитель»).</w:t>
+      </w:r>
+      <w:r>
+        <w:t xml:space="preserve"> Имеется полет с выбором даты, выпадающие списки с выбором сотрудника, объекта, отметкой </w:t>
+      </w:r>
+      <w:r>
+        <w:t>п</w:t>
+      </w:r>
+      <w:r>
+        <w:t>рисутствует/</w:t>
+      </w:r>
+      <w:r>
+        <w:t>о</w:t>
+      </w:r>
+      <w:r>
+        <w:t>тсутствует, поле для обозначения причины отсутствия при наличии, кнопка «Сохранить».</w:t>
+      </w:r>
+    </w:p>
+    <w:p/>
+    <w:p>
+      <w:pPr>
+        <w:ind w:firstLine="0"/>
+        <w:jc w:val="center"/>
+      </w:pPr>
+      <w:r>
+        <w:rPr>
+          <w:bdr w:val="single" w:sz="4" w:space="0" w:color="auto"/>
+        </w:rPr>
+        <w:drawing>
+          <wp:inline distT="0" distB="0" distL="0" distR="0" wp14:anchorId="1F74B3A7" wp14:editId="60F43A74">
+            <wp:extent cx="3932890" cy="3810000"/>
+            <wp:effectExtent l="0" t="0" r="0" b="0"/>
+            <wp:docPr id="30" name="Рисунок 30"/>
+            <wp:cNvGraphicFramePr>
+              <a:graphicFrameLocks xmlns:a="http://schemas.openxmlformats.org/drawingml/2006/main" noChangeAspect="1"/>
+            </wp:cNvGraphicFramePr>
+            <a:graphic xmlns:a="http://schemas.openxmlformats.org/drawingml/2006/main">
+              <a:graphicData uri="http://schemas.openxmlformats.org/drawingml/2006/picture">
+                <pic:pic xmlns:pic="http://schemas.openxmlformats.org/drawingml/2006/picture">
+                  <pic:nvPicPr>
+                    <pic:cNvPr id="1" name=""/>
+                    <pic:cNvPicPr/>
+                  </pic:nvPicPr>
+                  <pic:blipFill>
+                    <a:blip r:embed="rId40"/>
+                    <a:stretch>
+                      <a:fillRect/>
+                    </a:stretch>
+                  </pic:blipFill>
+                  <pic:spPr>
+                    <a:xfrm>
+                      <a:off x="0" y="0"/>
+                      <a:ext cx="3948100" cy="3824735"/>
+                    </a:xfrm>
+                    <a:prstGeom prst="rect">
+                      <a:avLst/>
+                    </a:prstGeom>
+                  </pic:spPr>
+                </pic:pic>
+              </a:graphicData>
+            </a:graphic>
+          </wp:inline>
+        </w:drawing>
+      </w:r>
+    </w:p>
+    <w:p>
+      <w:pPr>
+        <w:ind w:firstLine="0"/>
+        <w:jc w:val="center"/>
+      </w:pPr>
+      <w:r>
+        <w:t>Рисунок 2.10 – Окно добавления записи в журнал</w:t>
+      </w:r>
+    </w:p>
+    <w:p/>
+    <w:p>
+      <w:r>
+        <w:t>На рисунке 2.11 представлен</w:t>
+      </w:r>
+      <w:r>
+        <w:t>а главная страница</w:t>
+      </w:r>
+      <w:r>
+        <w:t xml:space="preserve"> модул</w:t>
+      </w:r>
+      <w:r>
+        <w:t xml:space="preserve">я </w:t>
+      </w:r>
+      <w:r>
+        <w:t>«Инвентаризация»</w:t>
+      </w:r>
+      <w:r>
+        <w:t xml:space="preserve"> </w:t>
+      </w:r>
+      <w:r>
+        <w:t>(для пользователя «Руководитель»).</w:t>
+      </w:r>
+      <w:r>
+        <w:t xml:space="preserve"> Имеется возможность просмотра сводки по всем объектам, вкладки по объектам, кнопка «Добавить позицию».</w:t>
+      </w:r>
+    </w:p>
+    <w:p>
+      <w:pPr>
+        <w:ind w:firstLine="0"/>
+        <w:jc w:val="center"/>
+      </w:pPr>
+      <w:r>
+        <w:rPr>
+          <w:bdr w:val="single" w:sz="4" w:space="0" w:color="auto"/>
+        </w:rPr>
+        <w:lastRenderedPageBreak/>
+        <w:drawing>
+          <wp:inline distT="0" distB="0" distL="0" distR="0" wp14:anchorId="503F8E3B" wp14:editId="3A6FFD76">
+            <wp:extent cx="6400800" cy="2133600"/>
+            <wp:effectExtent l="0" t="0" r="0" b="0"/>
+            <wp:docPr id="31" name="Рисунок 31"/>
+            <wp:cNvGraphicFramePr>
+              <a:graphicFrameLocks xmlns:a="http://schemas.openxmlformats.org/drawingml/2006/main" noChangeAspect="1"/>
+            </wp:cNvGraphicFramePr>
+            <a:graphic xmlns:a="http://schemas.openxmlformats.org/drawingml/2006/main">
+              <a:graphicData uri="http://schemas.openxmlformats.org/drawingml/2006/picture">
+                <pic:pic xmlns:pic="http://schemas.openxmlformats.org/drawingml/2006/picture">
+                  <pic:nvPicPr>
+                    <pic:cNvPr id="1" name=""/>
+                    <pic:cNvPicPr/>
+                  </pic:nvPicPr>
+                  <pic:blipFill>
+                    <a:blip r:embed="rId41"/>
+                    <a:stretch>
+                      <a:fillRect/>
+                    </a:stretch>
+                  </pic:blipFill>
+                  <pic:spPr>
+                    <a:xfrm>
+                      <a:off x="0" y="0"/>
+                      <a:ext cx="6413823" cy="2137941"/>
+                    </a:xfrm>
+                    <a:prstGeom prst="rect">
+                      <a:avLst/>
+                    </a:prstGeom>
+                  </pic:spPr>
+                </pic:pic>
+              </a:graphicData>
+            </a:graphic>
+          </wp:inline>
+        </w:drawing>
+      </w:r>
+      <w:r>
+        <w:t>Рисунок 2.11 – Модуль «Инвентаризация»</w:t>
+      </w:r>
+    </w:p>
+    <w:p/>
+    <w:p>
+      <w:r>
+        <w:t xml:space="preserve">На рисунке 2.12 представлена форма добавления новой позиции инвентаризации </w:t>
+      </w:r>
+      <w:r>
+        <w:t>(для пользователя «Руководитель»).</w:t>
+      </w:r>
+      <w:r>
+        <w:t xml:space="preserve"> Имеется поле для именования, категория (инструмент/препарат), поле для обозначения исходного объёма, поле для обозначения единицы измерения, выпадающий список для выбора объекта, кнопка «Добавить».</w:t>
+      </w:r>
+    </w:p>
+    <w:p/>
+    <w:p>
+      <w:pPr>
+        <w:ind w:firstLine="0"/>
+        <w:jc w:val="center"/>
+      </w:pPr>
+      <w:r>
+        <w:rPr>
+          <w:bdr w:val="single" w:sz="4" w:space="0" w:color="auto"/>
+        </w:rPr>
+        <w:drawing>
+          <wp:inline distT="0" distB="0" distL="0" distR="0" wp14:anchorId="0FBC3AE0" wp14:editId="3E4BC1B3">
+            <wp:extent cx="4285038" cy="4324350"/>
+            <wp:effectExtent l="0" t="0" r="1270" b="0"/>
+            <wp:docPr id="32" name="Рисунок 32"/>
+            <wp:cNvGraphicFramePr>
+              <a:graphicFrameLocks xmlns:a="http://schemas.openxmlformats.org/drawingml/2006/main" noChangeAspect="1"/>
+            </wp:cNvGraphicFramePr>
+            <a:graphic xmlns:a="http://schemas.openxmlformats.org/drawingml/2006/main">
+              <a:graphicData uri="http://schemas.openxmlformats.org/drawingml/2006/picture">
+                <pic:pic xmlns:pic="http://schemas.openxmlformats.org/drawingml/2006/picture">
+                  <pic:nvPicPr>
+                    <pic:cNvPr id="1" name=""/>
+                    <pic:cNvPicPr/>
+                  </pic:nvPicPr>
+                  <pic:blipFill>
+                    <a:blip r:embed="rId42"/>
+                    <a:stretch>
+                      <a:fillRect/>
+                    </a:stretch>
+                  </pic:blipFill>
+                  <pic:spPr>
+                    <a:xfrm>
+                      <a:off x="0" y="0"/>
+                      <a:ext cx="4289515" cy="4328868"/>
+                    </a:xfrm>
+                    <a:prstGeom prst="rect">
+                      <a:avLst/>
+                    </a:prstGeom>
+                  </pic:spPr>
+                </pic:pic>
+              </a:graphicData>
+            </a:graphic>
+          </wp:inline>
+        </w:drawing>
+      </w:r>
+    </w:p>
+    <w:p>
+      <w:pPr>
+        <w:ind w:firstLine="0"/>
+        <w:jc w:val="center"/>
+      </w:pPr>
+      <w:r>
+        <w:t>Рисунок 2.12 – Окно добавления позиции</w:t>
+      </w:r>
+    </w:p>
+    <w:p/>
+    <w:p>
+      <w:r>
+        <w:t xml:space="preserve">На рисунке 2.13 представлено окно инвентаризации для объекта А. </w:t>
+      </w:r>
+      <w:r>
+        <w:t>Имеется возможность просмотра позиций (изначального объёма, расхода, остатка), комментариев, имеется кнопка «Добавить расход».</w:t>
+      </w:r>
+    </w:p>
+    <w:p>
+      <w:pPr>
+        <w:ind w:firstLine="0"/>
+        <w:jc w:val="center"/>
+      </w:pPr>
+      <w:r>
+        <w:rPr>
+          <w:bdr w:val="single" w:sz="4" w:space="0" w:color="auto"/>
+        </w:rPr>
+        <w:lastRenderedPageBreak/>
+        <w:drawing>
+          <wp:inline distT="0" distB="0" distL="0" distR="0" wp14:anchorId="3DA114D3" wp14:editId="6B712C53">
+            <wp:extent cx="6123426" cy="2292350"/>
+            <wp:effectExtent l="0" t="0" r="0" b="0"/>
+            <wp:docPr id="33" name="Рисунок 33"/>
+            <wp:cNvGraphicFramePr>
+              <a:graphicFrameLocks xmlns:a="http://schemas.openxmlformats.org/drawingml/2006/main" noChangeAspect="1"/>
+            </wp:cNvGraphicFramePr>
+            <a:graphic xmlns:a="http://schemas.openxmlformats.org/drawingml/2006/main">
+              <a:graphicData uri="http://schemas.openxmlformats.org/drawingml/2006/picture">
+                <pic:pic xmlns:pic="http://schemas.openxmlformats.org/drawingml/2006/picture">
+                  <pic:nvPicPr>
+                    <pic:cNvPr id="1" name=""/>
+                    <pic:cNvPicPr/>
+                  </pic:nvPicPr>
+                  <pic:blipFill>
+                    <a:blip r:embed="rId43"/>
+                    <a:stretch>
+                      <a:fillRect/>
+                    </a:stretch>
+                  </pic:blipFill>
+                  <pic:spPr>
+                    <a:xfrm>
+                      <a:off x="0" y="0"/>
+                      <a:ext cx="6124027" cy="2292575"/>
+                    </a:xfrm>
+                    <a:prstGeom prst="rect">
+                      <a:avLst/>
+                    </a:prstGeom>
+                  </pic:spPr>
+                </pic:pic>
+              </a:graphicData>
+            </a:graphic>
+          </wp:inline>
+        </w:drawing>
+      </w:r>
+    </w:p>
+    <w:p>
+      <w:pPr>
+        <w:ind w:firstLine="0"/>
+        <w:jc w:val="center"/>
+      </w:pPr>
+      <w:r>
+        <w:t>Рисунок 2.13 – Окно объекта А</w:t>
+      </w:r>
+    </w:p>
+    <w:p/>
+    <w:p>
+      <w:r>
+        <w:t>На рисунке 2.14 представлена форма добавления расхода. Имеется выбор даты, поле для ввода количества, поле для оставления комментария, кнопка «Записать расход».</w:t>
+      </w:r>
+    </w:p>
+    <w:p/>
+    <w:p>
+      <w:pPr>
+        <w:ind w:firstLine="0"/>
+        <w:jc w:val="center"/>
+      </w:pPr>
+      <w:r>
+        <w:rPr>
+          <w:bdr w:val="single" w:sz="4" w:space="0" w:color="auto"/>
+        </w:rPr>
+        <w:drawing>
+          <wp:inline distT="0" distB="0" distL="0" distR="0" wp14:anchorId="35EEF75F" wp14:editId="224E4B08">
+            <wp:extent cx="5038384" cy="4521200"/>
+            <wp:effectExtent l="0" t="0" r="0" b="0"/>
+            <wp:docPr id="34" name="Рисунок 34"/>
+            <wp:cNvGraphicFramePr>
+              <a:graphicFrameLocks xmlns:a="http://schemas.openxmlformats.org/drawingml/2006/main" noChangeAspect="1"/>
+            </wp:cNvGraphicFramePr>
+            <a:graphic xmlns:a="http://schemas.openxmlformats.org/drawingml/2006/main">
+              <a:graphicData uri="http://schemas.openxmlformats.org/drawingml/2006/picture">
+                <pic:pic xmlns:pic="http://schemas.openxmlformats.org/drawingml/2006/picture">
+                  <pic:nvPicPr>
+                    <pic:cNvPr id="1" name=""/>
+                    <pic:cNvPicPr/>
+                  </pic:nvPicPr>
+                  <pic:blipFill>
+                    <a:blip r:embed="rId44"/>
+                    <a:stretch>
+                      <a:fillRect/>
+                    </a:stretch>
+                  </pic:blipFill>
+                  <pic:spPr>
+                    <a:xfrm>
+                      <a:off x="0" y="0"/>
+                      <a:ext cx="5054294" cy="4535477"/>
+                    </a:xfrm>
+                    <a:prstGeom prst="rect">
+                      <a:avLst/>
+                    </a:prstGeom>
+                  </pic:spPr>
+                </pic:pic>
+              </a:graphicData>
+            </a:graphic>
+          </wp:inline>
+        </w:drawing>
+      </w:r>
+    </w:p>
+    <w:p>
+      <w:pPr>
+        <w:ind w:firstLine="0"/>
+        <w:jc w:val="center"/>
+      </w:pPr>
+      <w:r>
+        <w:t>Рисунок 2.14 – Окно добавления расхода</w:t>
+      </w:r>
+    </w:p>
+    <w:p/>
+    <w:p>
+      <w:r>
+        <w:t xml:space="preserve">На рисунке 2.15 представлен модуль «Сотрудник-универсал» </w:t>
+      </w:r>
+      <w:r>
+        <w:t>(для пользователя «Руководитель»).</w:t>
+      </w:r>
+      <w:r>
+        <w:t xml:space="preserve"> Имеется возможность просмотра расписания, поиска по объектам, кнопка «Очередь заявок», кнопка «Добавить в расписание».</w:t>
+      </w:r>
+    </w:p>
+    <w:p>
+      <w:pPr>
+        <w:ind w:firstLine="0"/>
+        <w:jc w:val="center"/>
+      </w:pPr>
+      <w:r>
+        <w:rPr>
+          <w:bdr w:val="single" w:sz="4" w:space="0" w:color="auto"/>
+        </w:rPr>
+        <w:lastRenderedPageBreak/>
+        <w:drawing>
+          <wp:inline distT="0" distB="0" distL="0" distR="0" wp14:anchorId="279E384D" wp14:editId="32E6E362">
+            <wp:extent cx="6299835" cy="1375410"/>
+            <wp:effectExtent l="0" t="0" r="5715" b="0"/>
+            <wp:docPr id="35" name="Рисунок 35"/>
+            <wp:cNvGraphicFramePr>
+              <a:graphicFrameLocks xmlns:a="http://schemas.openxmlformats.org/drawingml/2006/main" noChangeAspect="1"/>
+            </wp:cNvGraphicFramePr>
+            <a:graphic xmlns:a="http://schemas.openxmlformats.org/drawingml/2006/main">
+              <a:graphicData uri="http://schemas.openxmlformats.org/drawingml/2006/picture">
+                <pic:pic xmlns:pic="http://schemas.openxmlformats.org/drawingml/2006/picture">
+                  <pic:nvPicPr>
+                    <pic:cNvPr id="1" name=""/>
+                    <pic:cNvPicPr/>
+                  </pic:nvPicPr>
+                  <pic:blipFill>
+                    <a:blip r:embed="rId45"/>
+                    <a:stretch>
+                      <a:fillRect/>
+                    </a:stretch>
+                  </pic:blipFill>
+                  <pic:spPr>
+                    <a:xfrm>
+                      <a:off x="0" y="0"/>
+                      <a:ext cx="6299835" cy="1375410"/>
+                    </a:xfrm>
+                    <a:prstGeom prst="rect">
+                      <a:avLst/>
+                    </a:prstGeom>
+                  </pic:spPr>
+                </pic:pic>
+              </a:graphicData>
+            </a:graphic>
+          </wp:inline>
+        </w:drawing>
+      </w:r>
+      <w:r>
+        <w:t>Рисунок 2.15 – Модуль «Сотрудник-универсал»</w:t>
+      </w:r>
+    </w:p>
+    <w:p/>
+    <w:p>
+      <w:r>
+        <w:t xml:space="preserve">На рисунке 2.16 представлено окно «Очередь заявок» </w:t>
+      </w:r>
+      <w:r>
+        <w:t>(для пользователя «Руководитель»).</w:t>
+      </w:r>
+      <w:r>
+        <w:t xml:space="preserve"> Имеется возможность просмотра всех деталей заявок, кнопка «Расписание» для перехода на главную страницу, кнопка «Новая заявка», </w:t>
+      </w:r>
+      <w:r>
+        <w:t>возможность редактирования заявки (кнопка с карандашом), возможность добавления заявки в расписание (кнопка с календарём), возможность изменения статуса.</w:t>
+      </w:r>
+    </w:p>
+    <w:p/>
+    <w:p>
+      <w:pPr>
+        <w:ind w:firstLine="0"/>
+        <w:jc w:val="center"/>
+      </w:pPr>
+      <w:r>
+        <w:rPr>
+          <w:bdr w:val="single" w:sz="4" w:space="0" w:color="auto"/>
+        </w:rPr>
+        <w:drawing>
+          <wp:inline distT="0" distB="0" distL="0" distR="0" wp14:anchorId="75EE39B1" wp14:editId="4A4B6966">
+            <wp:extent cx="6299835" cy="1105535"/>
+            <wp:effectExtent l="0" t="0" r="5715" b="0"/>
+            <wp:docPr id="36" name="Рисунок 36"/>
+            <wp:cNvGraphicFramePr>
+              <a:graphicFrameLocks xmlns:a="http://schemas.openxmlformats.org/drawingml/2006/main" noChangeAspect="1"/>
+            </wp:cNvGraphicFramePr>
+            <a:graphic xmlns:a="http://schemas.openxmlformats.org/drawingml/2006/main">
+              <a:graphicData uri="http://schemas.openxmlformats.org/drawingml/2006/picture">
+                <pic:pic xmlns:pic="http://schemas.openxmlformats.org/drawingml/2006/picture">
+                  <pic:nvPicPr>
+                    <pic:cNvPr id="1" name=""/>
+                    <pic:cNvPicPr/>
+                  </pic:nvPicPr>
+                  <pic:blipFill>
+                    <a:blip r:embed="rId46"/>
+                    <a:stretch>
+                      <a:fillRect/>
+                    </a:stretch>
+                  </pic:blipFill>
+                  <pic:spPr>
+                    <a:xfrm>
+                      <a:off x="0" y="0"/>
+                      <a:ext cx="6299835" cy="1105535"/>
+                    </a:xfrm>
+                    <a:prstGeom prst="rect">
+                      <a:avLst/>
+                    </a:prstGeom>
+                  </pic:spPr>
+                </pic:pic>
+              </a:graphicData>
+            </a:graphic>
+          </wp:inline>
+        </w:drawing>
+      </w:r>
+      <w:r>
+        <w:t>Рисунок 2.16 – Окно очереди заявок</w:t>
+      </w:r>
+    </w:p>
+    <w:p/>
+    <w:p>
+      <w:r>
+        <w:t>На рисунке 2.17 представлено окно добавления заявки. Имеется поле для описания работ, поле для указания объёма работ, выпадающий список для обозначения приоритетности и указания объекта, кнопка «Добавить заявку».</w:t>
+      </w:r>
+    </w:p>
+    <w:p/>
+    <w:p>
+      <w:pPr>
+        <w:ind w:firstLine="0"/>
+        <w:jc w:val="center"/>
+      </w:pPr>
+      <w:r>
+        <w:rPr>
+          <w:bdr w:val="single" w:sz="4" w:space="0" w:color="auto"/>
+        </w:rPr>
+        <w:drawing>
+          <wp:inline distT="0" distB="0" distL="0" distR="0" wp14:anchorId="3DA64639" wp14:editId="1D3E0D97">
+            <wp:extent cx="3831963" cy="3346450"/>
+            <wp:effectExtent l="0" t="0" r="0" b="6350"/>
+            <wp:docPr id="37" name="Рисунок 37"/>
+            <wp:cNvGraphicFramePr>
+              <a:graphicFrameLocks xmlns:a="http://schemas.openxmlformats.org/drawingml/2006/main" noChangeAspect="1"/>
+            </wp:cNvGraphicFramePr>
+            <a:graphic xmlns:a="http://schemas.openxmlformats.org/drawingml/2006/main">
+              <a:graphicData uri="http://schemas.openxmlformats.org/drawingml/2006/picture">
+                <pic:pic xmlns:pic="http://schemas.openxmlformats.org/drawingml/2006/picture">
+                  <pic:nvPicPr>
+                    <pic:cNvPr id="1" name=""/>
+                    <pic:cNvPicPr/>
+                  </pic:nvPicPr>
+                  <pic:blipFill>
+                    <a:blip r:embed="rId47"/>
+                    <a:stretch>
+                      <a:fillRect/>
+                    </a:stretch>
+                  </pic:blipFill>
+                  <pic:spPr>
+                    <a:xfrm>
+                      <a:off x="0" y="0"/>
+                      <a:ext cx="3836944" cy="3350800"/>
+                    </a:xfrm>
+                    <a:prstGeom prst="rect">
+                      <a:avLst/>
+                    </a:prstGeom>
+                  </pic:spPr>
+                </pic:pic>
+              </a:graphicData>
+            </a:graphic>
+          </wp:inline>
+        </w:drawing>
+      </w:r>
+    </w:p>
+    <w:p>
+      <w:pPr>
+        <w:ind w:firstLine="0"/>
+        <w:jc w:val="center"/>
+      </w:pPr>
+      <w:r>
+        <w:t>Рисунок 2.17 – Окно добавления заявки</w:t>
+      </w:r>
+    </w:p>
+    <w:p>
+      <w:r>
+        <w:lastRenderedPageBreak/>
+        <w:t>На рисунке 2.18 представлено окно редактирования заявки</w:t>
+      </w:r>
+      <w:r>
+        <w:t xml:space="preserve"> </w:t>
+      </w:r>
+      <w:r>
+        <w:t>(для пользователя «Руководитель»)</w:t>
+      </w:r>
+      <w:r>
+        <w:t xml:space="preserve">. Имеется </w:t>
+      </w:r>
+      <w:r>
+        <w:t>возможность редактирования всех полей, кнопка «Сохранить изменения».</w:t>
+      </w:r>
+    </w:p>
+    <w:p/>
+    <w:p>
+      <w:pPr>
+        <w:ind w:firstLine="0"/>
+        <w:jc w:val="center"/>
+      </w:pPr>
+      <w:r>
+        <w:rPr>
+          <w:bdr w:val="single" w:sz="4" w:space="0" w:color="auto"/>
+        </w:rPr>
+        <w:drawing>
+          <wp:inline distT="0" distB="0" distL="0" distR="0" wp14:anchorId="1100BD3D" wp14:editId="44BAB577">
+            <wp:extent cx="4147492" cy="3752850"/>
+            <wp:effectExtent l="0" t="0" r="5715" b="0"/>
+            <wp:docPr id="39" name="Рисунок 39"/>
+            <wp:cNvGraphicFramePr>
+              <a:graphicFrameLocks xmlns:a="http://schemas.openxmlformats.org/drawingml/2006/main" noChangeAspect="1"/>
+            </wp:cNvGraphicFramePr>
+            <a:graphic xmlns:a="http://schemas.openxmlformats.org/drawingml/2006/main">
+              <a:graphicData uri="http://schemas.openxmlformats.org/drawingml/2006/picture">
+                <pic:pic xmlns:pic="http://schemas.openxmlformats.org/drawingml/2006/picture">
+                  <pic:nvPicPr>
+                    <pic:cNvPr id="1" name=""/>
+                    <pic:cNvPicPr/>
+                  </pic:nvPicPr>
+                  <pic:blipFill>
+                    <a:blip r:embed="rId48"/>
+                    <a:stretch>
+                      <a:fillRect/>
+                    </a:stretch>
+                  </pic:blipFill>
+                  <pic:spPr>
+                    <a:xfrm>
+                      <a:off x="0" y="0"/>
+                      <a:ext cx="4159724" cy="3763918"/>
+                    </a:xfrm>
+                    <a:prstGeom prst="rect">
+                      <a:avLst/>
+                    </a:prstGeom>
+                  </pic:spPr>
+                </pic:pic>
+              </a:graphicData>
+            </a:graphic>
+          </wp:inline>
+        </w:drawing>
+      </w:r>
+    </w:p>
+    <w:p>
+      <w:pPr>
+        <w:ind w:firstLine="0"/>
+        <w:jc w:val="center"/>
+      </w:pPr>
+      <w:r>
+        <w:t>Рисунок 2.18 – Окно редактирования</w:t>
+      </w:r>
+    </w:p>
+    <w:p/>
+    <w:p>
+      <w:r>
+        <w:t>На рисунке 2.19 представлена форма добавления заявки в расписание</w:t>
+      </w:r>
+      <w:r>
+        <w:t>(для пользователя «Руководитель»)</w:t>
+      </w:r>
+      <w:r>
+        <w:t>. Имеется выбор сотрудника, объекта, даты, поле для оставления комментария, возможность привязать заявку, кнопка «Добавить в расписание».</w:t>
+      </w:r>
+    </w:p>
+    <w:p/>
+    <w:p>
+      <w:pPr>
+        <w:ind w:firstLine="0"/>
+        <w:jc w:val="center"/>
+      </w:pPr>
+      <w:r>
+        <w:rPr>
+          <w:bdr w:val="single" w:sz="4" w:space="0" w:color="auto"/>
+        </w:rPr>
+        <w:drawing>
+          <wp:inline distT="0" distB="0" distL="0" distR="0" wp14:anchorId="77852E68" wp14:editId="01CA079D">
+            <wp:extent cx="3979342" cy="2997843"/>
+            <wp:effectExtent l="0" t="0" r="2540" b="0"/>
+            <wp:docPr id="40" name="Рисунок 40"/>
+            <wp:cNvGraphicFramePr>
+              <a:graphicFrameLocks xmlns:a="http://schemas.openxmlformats.org/drawingml/2006/main" noChangeAspect="1"/>
+            </wp:cNvGraphicFramePr>
+            <a:graphic xmlns:a="http://schemas.openxmlformats.org/drawingml/2006/main">
+              <a:graphicData uri="http://schemas.openxmlformats.org/drawingml/2006/picture">
+                <pic:pic xmlns:pic="http://schemas.openxmlformats.org/drawingml/2006/picture">
+                  <pic:nvPicPr>
+                    <pic:cNvPr id="1" name=""/>
+                    <pic:cNvPicPr/>
+                  </pic:nvPicPr>
+                  <pic:blipFill>
+                    <a:blip r:embed="rId49"/>
+                    <a:stretch>
+                      <a:fillRect/>
+                    </a:stretch>
+                  </pic:blipFill>
+                  <pic:spPr>
+                    <a:xfrm>
+                      <a:off x="0" y="0"/>
+                      <a:ext cx="4007521" cy="3019072"/>
+                    </a:xfrm>
+                    <a:prstGeom prst="rect">
+                      <a:avLst/>
+                    </a:prstGeom>
+                  </pic:spPr>
+                </pic:pic>
+              </a:graphicData>
+            </a:graphic>
+          </wp:inline>
+        </w:drawing>
+      </w:r>
+    </w:p>
+    <w:p>
+      <w:pPr>
+        <w:ind w:firstLine="0"/>
+        <w:jc w:val="center"/>
+      </w:pPr>
+      <w:r>
+        <w:t>Рисунок 2.19 – Окно добавления в расписание</w:t>
+      </w:r>
+    </w:p>
+    <w:p>
+      <w:r>
+        <w:lastRenderedPageBreak/>
+        <w:t>На рисунке 2.20 представлен модуль «Запросник»</w:t>
+      </w:r>
+      <w:r>
+        <w:t xml:space="preserve"> </w:t>
+      </w:r>
+      <w:r>
+        <w:t>(для пользователя «Руководитель»).</w:t>
+      </w:r>
+      <w:r>
+        <w:t xml:space="preserve"> Имеется возможность просмотра всех заявок, редактирования, удаления, кнопка «Новая заявка».</w:t>
+      </w:r>
+    </w:p>
+    <w:p/>
+    <w:p>
+      <w:pPr>
+        <w:ind w:firstLine="0"/>
+        <w:jc w:val="center"/>
+      </w:pPr>
+      <w:r>
+        <w:rPr>
+          <w:bdr w:val="single" w:sz="4" w:space="0" w:color="auto"/>
+        </w:rPr>
+        <w:drawing>
+          <wp:inline distT="0" distB="0" distL="0" distR="0" wp14:anchorId="23478FE4" wp14:editId="5F91C167">
+            <wp:extent cx="6299835" cy="1104900"/>
+            <wp:effectExtent l="0" t="0" r="5715" b="0"/>
+            <wp:docPr id="41" name="Рисунок 41"/>
+            <wp:cNvGraphicFramePr>
+              <a:graphicFrameLocks xmlns:a="http://schemas.openxmlformats.org/drawingml/2006/main" noChangeAspect="1"/>
+            </wp:cNvGraphicFramePr>
+            <a:graphic xmlns:a="http://schemas.openxmlformats.org/drawingml/2006/main">
+              <a:graphicData uri="http://schemas.openxmlformats.org/drawingml/2006/picture">
+                <pic:pic xmlns:pic="http://schemas.openxmlformats.org/drawingml/2006/picture">
+                  <pic:nvPicPr>
+                    <pic:cNvPr id="1" name=""/>
+                    <pic:cNvPicPr/>
+                  </pic:nvPicPr>
+                  <pic:blipFill>
+                    <a:blip r:embed="rId50"/>
+                    <a:stretch>
+                      <a:fillRect/>
+                    </a:stretch>
+                  </pic:blipFill>
+                  <pic:spPr>
+                    <a:xfrm>
+                      <a:off x="0" y="0"/>
+                      <a:ext cx="6299835" cy="1104900"/>
+                    </a:xfrm>
+                    <a:prstGeom prst="rect">
+                      <a:avLst/>
+                    </a:prstGeom>
+                  </pic:spPr>
+                </pic:pic>
+              </a:graphicData>
+            </a:graphic>
+          </wp:inline>
+        </w:drawing>
+      </w:r>
+      <w:r>
+        <w:t>Рисунок 2.20 – Модуль «Запросник»</w:t>
+      </w:r>
+    </w:p>
+    <w:p/>
+    <w:p>
+      <w:r>
+        <w:t xml:space="preserve">На рисунке 2.21 представлена форма создания заявки </w:t>
+      </w:r>
+      <w:r>
+        <w:t>(для пользователя «Руководитель»).</w:t>
+      </w:r>
+      <w:r>
+        <w:t xml:space="preserve"> Имеется поле для наименования, выбор категории (инструмент/препарат), поле для ввода марки, количества, единицы </w:t>
+      </w:r>
+      <w:r>
+        <w:t>и</w:t>
+      </w:r>
+      <w:r>
+        <w:t>змерения, технические требования</w:t>
+      </w:r>
+      <w:r>
+        <w:t>, выбор объекта.</w:t>
+      </w:r>
+    </w:p>
+    <w:p/>
+    <w:p>
+      <w:pPr>
+        <w:jc w:val="center"/>
+      </w:pPr>
+      <w:r>
+        <w:rPr>
+          <w:bdr w:val="single" w:sz="4" w:space="0" w:color="auto"/>
+        </w:rPr>
+        <w:drawing>
+          <wp:inline distT="0" distB="0" distL="0" distR="0" wp14:anchorId="5AF658C9" wp14:editId="2C81EB19">
+            <wp:extent cx="4692294" cy="4849792"/>
+            <wp:effectExtent l="0" t="0" r="0" b="8255"/>
+            <wp:docPr id="42" name="Рисунок 42"/>
+            <wp:cNvGraphicFramePr>
+              <a:graphicFrameLocks xmlns:a="http://schemas.openxmlformats.org/drawingml/2006/main" noChangeAspect="1"/>
+            </wp:cNvGraphicFramePr>
+            <a:graphic xmlns:a="http://schemas.openxmlformats.org/drawingml/2006/main">
+              <a:graphicData uri="http://schemas.openxmlformats.org/drawingml/2006/picture">
+                <pic:pic xmlns:pic="http://schemas.openxmlformats.org/drawingml/2006/picture">
+                  <pic:nvPicPr>
+                    <pic:cNvPr id="1" name=""/>
+                    <pic:cNvPicPr/>
+                  </pic:nvPicPr>
+                  <pic:blipFill>
+                    <a:blip r:embed="rId51"/>
+                    <a:stretch>
+                      <a:fillRect/>
+                    </a:stretch>
+                  </pic:blipFill>
+                  <pic:spPr>
+                    <a:xfrm>
+                      <a:off x="0" y="0"/>
+                      <a:ext cx="4693786" cy="4851334"/>
+                    </a:xfrm>
+                    <a:prstGeom prst="rect">
+                      <a:avLst/>
+                    </a:prstGeom>
+                  </pic:spPr>
+                </pic:pic>
+              </a:graphicData>
+            </a:graphic>
+          </wp:inline>
+        </w:drawing>
+      </w:r>
+    </w:p>
+    <w:p>
+      <w:pPr>
+        <w:jc w:val="center"/>
+      </w:pPr>
+      <w:r>
+        <w:t>Рисунок 2.21 – Окно добавления заявки</w:t>
+      </w:r>
+    </w:p>
+    <w:p/>
+    <w:p/>
     <w:p/>
     <w:p>
       <w:pPr>
@@ -3356,6 +5122,7 @@
         <w:rPr>
           <w:rFonts w:cs="Times New Roman"/>
         </w:rPr>
+        <w:lastRenderedPageBreak/>
         <w:br w:type="page"/>
       </w:r>
     </w:p>
@@ -4738,15 +6505,25 @@
           <w:rFonts w:ascii="Courier New" w:hAnsi="Courier New" w:cs="Courier New"/>
           <w:sz w:val="20"/>
           <w:szCs w:val="20"/>
-        </w:rPr>
-      </w:pPr>
-      <w:r>
-        <w:rPr>
-          <w:rFonts w:ascii="Courier New" w:hAnsi="Courier New" w:cs="Courier New"/>
-          <w:sz w:val="20"/>
-          <w:szCs w:val="20"/>
-        </w:rPr>
-        <w:t xml:space="preserve">        &lt;</w:t>
+          <w:lang w:val="en-US"/>
+        </w:rPr>
+      </w:pPr>
+      <w:r>
+        <w:rPr>
+          <w:rFonts w:ascii="Courier New" w:hAnsi="Courier New" w:cs="Courier New"/>
+          <w:sz w:val="20"/>
+          <w:szCs w:val="20"/>
+        </w:rPr>
+        <w:t xml:space="preserve">        </w:t>
+      </w:r>
+      <w:r>
+        <w:rPr>
+          <w:rFonts w:ascii="Courier New" w:hAnsi="Courier New" w:cs="Courier New"/>
+          <w:sz w:val="20"/>
+          <w:szCs w:val="20"/>
+          <w:lang w:val="en-US"/>
+        </w:rPr>
+        <w:t>&lt;</w:t>
       </w:r>
       <w:r>
         <w:rPr>
@@ -4762,6 +6539,7 @@
           <w:rFonts w:ascii="Courier New" w:hAnsi="Courier New" w:cs="Courier New"/>
           <w:sz w:val="20"/>
           <w:szCs w:val="20"/>
+          <w:lang w:val="en-US"/>
         </w:rPr>
         <w:t xml:space="preserve"> </w:t>
       </w:r>
@@ -4779,6 +6557,7 @@
           <w:rFonts w:ascii="Courier New" w:hAnsi="Courier New" w:cs="Courier New"/>
           <w:sz w:val="20"/>
           <w:szCs w:val="20"/>
+          <w:lang w:val="en-US"/>
         </w:rPr>
         <w:t>="</w:t>
       </w:r>
@@ -4796,6 +6575,7 @@
           <w:rFonts w:ascii="Courier New" w:hAnsi="Courier New" w:cs="Courier New"/>
           <w:sz w:val="20"/>
           <w:szCs w:val="20"/>
+          <w:lang w:val="en-US"/>
         </w:rPr>
         <w:t xml:space="preserve"> </w:t>
       </w:r>
@@ -4813,6 +6593,7 @@
           <w:rFonts w:ascii="Courier New" w:hAnsi="Courier New" w:cs="Courier New"/>
           <w:sz w:val="20"/>
           <w:szCs w:val="20"/>
+          <w:lang w:val="en-US"/>
         </w:rPr>
         <w:t>-</w:t>
       </w:r>
@@ -4830,6 +6611,7 @@
           <w:rFonts w:ascii="Courier New" w:hAnsi="Courier New" w:cs="Courier New"/>
           <w:sz w:val="20"/>
           <w:szCs w:val="20"/>
+          <w:lang w:val="en-US"/>
         </w:rPr>
         <w:t xml:space="preserve"> </w:t>
       </w:r>
@@ -4847,6 +6629,7 @@
           <w:rFonts w:ascii="Courier New" w:hAnsi="Courier New" w:cs="Courier New"/>
           <w:sz w:val="20"/>
           <w:szCs w:val="20"/>
+          <w:lang w:val="en-US"/>
         </w:rPr>
         <w:t>-4"&gt;</w:t>
       </w:r>
@@ -4866,6 +6649,7 @@
           <w:rFonts w:ascii="Courier New" w:hAnsi="Courier New" w:cs="Courier New"/>
           <w:sz w:val="20"/>
           <w:szCs w:val="20"/>
+          <w:lang w:val="en-US"/>
         </w:rPr>
         <w:t xml:space="preserve">            </w:t>
       </w:r>
@@ -5044,15 +6828,25 @@
           <w:rFonts w:ascii="Courier New" w:hAnsi="Courier New" w:cs="Courier New"/>
           <w:sz w:val="20"/>
           <w:szCs w:val="20"/>
-        </w:rPr>
-      </w:pPr>
-      <w:r>
-        <w:rPr>
-          <w:rFonts w:ascii="Courier New" w:hAnsi="Courier New" w:cs="Courier New"/>
-          <w:sz w:val="20"/>
-          <w:szCs w:val="20"/>
-        </w:rPr>
-        <w:t xml:space="preserve">        &lt;</w:t>
+          <w:lang w:val="en-US"/>
+        </w:rPr>
+      </w:pPr>
+      <w:r>
+        <w:rPr>
+          <w:rFonts w:ascii="Courier New" w:hAnsi="Courier New" w:cs="Courier New"/>
+          <w:sz w:val="20"/>
+          <w:szCs w:val="20"/>
+        </w:rPr>
+        <w:t xml:space="preserve">        </w:t>
+      </w:r>
+      <w:r>
+        <w:rPr>
+          <w:rFonts w:ascii="Courier New" w:hAnsi="Courier New" w:cs="Courier New"/>
+          <w:sz w:val="20"/>
+          <w:szCs w:val="20"/>
+          <w:lang w:val="en-US"/>
+        </w:rPr>
+        <w:t>&lt;</w:t>
       </w:r>
       <w:r>
         <w:rPr>
@@ -5068,6 +6862,7 @@
           <w:rFonts w:ascii="Courier New" w:hAnsi="Courier New" w:cs="Courier New"/>
           <w:sz w:val="20"/>
           <w:szCs w:val="20"/>
+          <w:lang w:val="en-US"/>
         </w:rPr>
         <w:t xml:space="preserve"> </w:t>
       </w:r>
@@ -5085,6 +6880,7 @@
           <w:rFonts w:ascii="Courier New" w:hAnsi="Courier New" w:cs="Courier New"/>
           <w:sz w:val="20"/>
           <w:szCs w:val="20"/>
+          <w:lang w:val="en-US"/>
         </w:rPr>
         <w:t>="</w:t>
       </w:r>
@@ -5102,6 +6898,7 @@
           <w:rFonts w:ascii="Courier New" w:hAnsi="Courier New" w:cs="Courier New"/>
           <w:sz w:val="20"/>
           <w:szCs w:val="20"/>
+          <w:lang w:val="en-US"/>
         </w:rPr>
         <w:t>"&gt;</w:t>
       </w:r>
@@ -5121,6 +6918,7 @@
           <w:rFonts w:ascii="Courier New" w:hAnsi="Courier New" w:cs="Courier New"/>
           <w:sz w:val="20"/>
           <w:szCs w:val="20"/>
+          <w:lang w:val="en-US"/>
         </w:rPr>
         <w:t xml:space="preserve">            </w:t>
       </w:r>
@@ -6515,15 +8313,25 @@
           <w:rFonts w:ascii="Courier New" w:hAnsi="Courier New" w:cs="Courier New"/>
           <w:sz w:val="20"/>
           <w:szCs w:val="20"/>
-        </w:rPr>
-      </w:pPr>
-      <w:r>
-        <w:rPr>
-          <w:rFonts w:ascii="Courier New" w:hAnsi="Courier New" w:cs="Courier New"/>
-          <w:sz w:val="20"/>
-          <w:szCs w:val="20"/>
-        </w:rPr>
-        <w:t xml:space="preserve">        &lt;</w:t>
+          <w:lang w:val="en-US"/>
+        </w:rPr>
+      </w:pPr>
+      <w:r>
+        <w:rPr>
+          <w:rFonts w:ascii="Courier New" w:hAnsi="Courier New" w:cs="Courier New"/>
+          <w:sz w:val="20"/>
+          <w:szCs w:val="20"/>
+        </w:rPr>
+        <w:t xml:space="preserve">        </w:t>
+      </w:r>
+      <w:r>
+        <w:rPr>
+          <w:rFonts w:ascii="Courier New" w:hAnsi="Courier New" w:cs="Courier New"/>
+          <w:sz w:val="20"/>
+          <w:szCs w:val="20"/>
+          <w:lang w:val="en-US"/>
+        </w:rPr>
+        <w:t>&lt;</w:t>
       </w:r>
       <w:r>
         <w:rPr>
@@ -6539,6 +8347,7 @@
           <w:rFonts w:ascii="Courier New" w:hAnsi="Courier New" w:cs="Courier New"/>
           <w:sz w:val="20"/>
           <w:szCs w:val="20"/>
+          <w:lang w:val="en-US"/>
         </w:rPr>
         <w:t xml:space="preserve"> </w:t>
       </w:r>
@@ -6556,6 +8365,7 @@
           <w:rFonts w:ascii="Courier New" w:hAnsi="Courier New" w:cs="Courier New"/>
           <w:sz w:val="20"/>
           <w:szCs w:val="20"/>
+          <w:lang w:val="en-US"/>
         </w:rPr>
         <w:t>="</w:t>
       </w:r>
@@ -6573,6 +8383,7 @@
           <w:rFonts w:ascii="Courier New" w:hAnsi="Courier New" w:cs="Courier New"/>
           <w:sz w:val="20"/>
           <w:szCs w:val="20"/>
+          <w:lang w:val="en-US"/>
         </w:rPr>
         <w:t xml:space="preserve"> </w:t>
       </w:r>
@@ -6590,6 +8401,7 @@
           <w:rFonts w:ascii="Courier New" w:hAnsi="Courier New" w:cs="Courier New"/>
           <w:sz w:val="20"/>
           <w:szCs w:val="20"/>
+          <w:lang w:val="en-US"/>
         </w:rPr>
         <w:t>-4"&gt;</w:t>
       </w:r>
@@ -6609,6 +8421,7 @@
           <w:rFonts w:ascii="Courier New" w:hAnsi="Courier New" w:cs="Courier New"/>
           <w:sz w:val="20"/>
           <w:szCs w:val="20"/>
+          <w:lang w:val="en-US"/>
         </w:rPr>
         <w:t xml:space="preserve">            </w:t>
       </w:r>
@@ -8936,15 +10749,25 @@
           <w:rFonts w:ascii="Courier New" w:hAnsi="Courier New" w:cs="Courier New"/>
           <w:sz w:val="20"/>
           <w:szCs w:val="20"/>
-        </w:rPr>
-      </w:pPr>
-      <w:r>
-        <w:rPr>
-          <w:rFonts w:ascii="Courier New" w:hAnsi="Courier New" w:cs="Courier New"/>
-          <w:sz w:val="20"/>
-          <w:szCs w:val="20"/>
-        </w:rPr>
-        <w:t xml:space="preserve">                        &lt;</w:t>
+          <w:lang w:val="en-US"/>
+        </w:rPr>
+      </w:pPr>
+      <w:r>
+        <w:rPr>
+          <w:rFonts w:ascii="Courier New" w:hAnsi="Courier New" w:cs="Courier New"/>
+          <w:sz w:val="20"/>
+          <w:szCs w:val="20"/>
+        </w:rPr>
+        <w:t xml:space="preserve">                        </w:t>
+      </w:r>
+      <w:r>
+        <w:rPr>
+          <w:rFonts w:ascii="Courier New" w:hAnsi="Courier New" w:cs="Courier New"/>
+          <w:sz w:val="20"/>
+          <w:szCs w:val="20"/>
+          <w:lang w:val="en-US"/>
+        </w:rPr>
+        <w:t>&lt;</w:t>
       </w:r>
       <w:r>
         <w:rPr>
@@ -8960,6 +10783,7 @@
           <w:rFonts w:ascii="Courier New" w:hAnsi="Courier New" w:cs="Courier New"/>
           <w:sz w:val="20"/>
           <w:szCs w:val="20"/>
+          <w:lang w:val="en-US"/>
         </w:rPr>
         <w:t xml:space="preserve"> </w:t>
       </w:r>
@@ -8977,6 +10801,7 @@
           <w:rFonts w:ascii="Courier New" w:hAnsi="Courier New" w:cs="Courier New"/>
           <w:sz w:val="20"/>
           <w:szCs w:val="20"/>
+          <w:lang w:val="en-US"/>
         </w:rPr>
         <w:t>="</w:t>
       </w:r>
@@ -8994,6 +10819,7 @@
           <w:rFonts w:ascii="Courier New" w:hAnsi="Courier New" w:cs="Courier New"/>
           <w:sz w:val="20"/>
           <w:szCs w:val="20"/>
+          <w:lang w:val="en-US"/>
         </w:rPr>
         <w:t xml:space="preserve"> </w:t>
       </w:r>
@@ -9011,6 +10837,7 @@
           <w:rFonts w:ascii="Courier New" w:hAnsi="Courier New" w:cs="Courier New"/>
           <w:sz w:val="20"/>
           <w:szCs w:val="20"/>
+          <w:lang w:val="en-US"/>
         </w:rPr>
         <w:t>-5"&gt;</w:t>
       </w:r>
@@ -9030,6 +10857,7 @@
           <w:rFonts w:ascii="Courier New" w:hAnsi="Courier New" w:cs="Courier New"/>
           <w:sz w:val="20"/>
           <w:szCs w:val="20"/>
+          <w:lang w:val="en-US"/>
         </w:rPr>
         <w:t xml:space="preserve">                            </w:t>
       </w:r>
@@ -10696,7 +12524,6 @@
           <w:rFonts w:ascii="Courier New" w:hAnsi="Courier New" w:cs="Courier New"/>
           <w:sz w:val="20"/>
           <w:szCs w:val="20"/>
-          <w:lang w:val="en-US"/>
         </w:rPr>
       </w:pPr>
       <w:r>
@@ -10713,7 +12540,6 @@
           <w:rFonts w:ascii="Courier New" w:hAnsi="Courier New" w:cs="Courier New"/>
           <w:sz w:val="20"/>
           <w:szCs w:val="20"/>
-          <w:lang w:val="en-US"/>
         </w:rPr>
         <w:t>&lt;</w:t>
       </w:r>
@@ -10731,7 +12557,6 @@
           <w:rFonts w:ascii="Courier New" w:hAnsi="Courier New" w:cs="Courier New"/>
           <w:sz w:val="20"/>
           <w:szCs w:val="20"/>
-          <w:lang w:val="en-US"/>
         </w:rPr>
         <w:t>&gt;</w:t>
       </w:r>
@@ -10750,7 +12575,6 @@
           <w:rFonts w:ascii="Courier New" w:hAnsi="Courier New" w:cs="Courier New"/>
           <w:sz w:val="20"/>
           <w:szCs w:val="20"/>
-          <w:lang w:val="en-US"/>
         </w:rPr>
         <w:t xml:space="preserve">        </w:t>
       </w:r>
@@ -11080,7 +12904,6 @@
           <w:rFonts w:ascii="Courier New" w:hAnsi="Courier New" w:cs="Courier New"/>
           <w:sz w:val="20"/>
           <w:szCs w:val="20"/>
-          <w:lang w:val="en-US"/>
         </w:rPr>
       </w:pPr>
       <w:r>
@@ -11105,7 +12928,6 @@
           <w:rFonts w:ascii="Courier New" w:hAnsi="Courier New" w:cs="Courier New"/>
           <w:sz w:val="20"/>
           <w:szCs w:val="20"/>
-          <w:lang w:val="en-US"/>
         </w:rPr>
         <w:t>(</w:t>
       </w:r>
@@ -11123,7 +12945,6 @@
           <w:rFonts w:ascii="Courier New" w:hAnsi="Courier New" w:cs="Courier New"/>
           <w:sz w:val="20"/>
           <w:szCs w:val="20"/>
-          <w:lang w:val="en-US"/>
         </w:rPr>
         <w:t>() {</w:t>
       </w:r>
@@ -11143,7 +12964,6 @@
           <w:rFonts w:ascii="Courier New" w:hAnsi="Courier New" w:cs="Courier New"/>
           <w:sz w:val="20"/>
           <w:szCs w:val="20"/>
-          <w:lang w:val="en-US"/>
         </w:rPr>
         <w:t xml:space="preserve">                </w:t>
       </w:r>
@@ -11247,7 +13067,7 @@
       </w:pPr>
     </w:p>
     <w:sectPr>
-      <w:footerReference w:type="default" r:id="rId31"/>
+      <w:footerReference w:type="default" r:id="rId52"/>
       <w:pgSz w:w="11906" w:h="16838"/>
       <w:pgMar w:top="851" w:right="567" w:bottom="1418" w:left="1418" w:header="0" w:footer="0" w:gutter="0"/>
       <w:pgNumType w:start="6"/>
@@ -17093,10 +18913,6 @@
 </file>
 
 <file path=customXml/item1.xml><?xml version="1.0" encoding="utf-8"?>
-<b:Sources xmlns:b="http://schemas.openxmlformats.org/officeDocument/2006/bibliography" xmlns="http://schemas.openxmlformats.org/officeDocument/2006/bibliography" SelectedStyle="\APASixthEditionOfficeOnline.xsl" StyleName="APA" Version="6"/>
-</file>
-
-<file path=customXml/item2.xml><?xml version="1.0" encoding="utf-8"?>
 <s:customData xmlns="http://www.wps.cn/officeDocument/2013/wpsCustomData" xmlns:s="http://www.wps.cn/officeDocument/2013/wpsCustomData">
   <customSectProps>
     <customSectPr/>
@@ -17110,18 +18926,22 @@
 </s:customData>
 </file>
 
+<file path=customXml/item2.xml><?xml version="1.0" encoding="utf-8"?>
+<b:Sources xmlns:b="http://schemas.openxmlformats.org/officeDocument/2006/bibliography" xmlns="http://schemas.openxmlformats.org/officeDocument/2006/bibliography" SelectedStyle="\APASixthEditionOfficeOnline.xsl" StyleName="APA" Version="6"/>
+</file>
+
 <file path=customXml/itemProps1.xml><?xml version="1.0" encoding="utf-8"?>
+<ds:datastoreItem xmlns:ds="http://schemas.openxmlformats.org/officeDocument/2006/customXml" ds:itemID="{B1977F7D-205B-4081-913C-38D41E755F92}">
+  <ds:schemaRefs>
+    <ds:schemaRef ds:uri="http://www.wps.cn/officeDocument/2013/wpsCustomData"/>
+  </ds:schemaRefs>
+</ds:datastoreItem>
+</file>
+
+<file path=customXml/itemProps2.xml><?xml version="1.0" encoding="utf-8"?>
 <ds:datastoreItem xmlns:ds="http://schemas.openxmlformats.org/officeDocument/2006/customXml" ds:itemID="{A8C9AAE8-F67F-429E-8FD6-E4FC455D9AED}">
   <ds:schemaRefs>
     <ds:schemaRef ds:uri="http://schemas.openxmlformats.org/officeDocument/2006/bibliography"/>
   </ds:schemaRefs>
 </ds:datastoreItem>
-</file>
-
-<file path=customXml/itemProps2.xml><?xml version="1.0" encoding="utf-8"?>
-<ds:datastoreItem xmlns:ds="http://schemas.openxmlformats.org/officeDocument/2006/customXml" ds:itemID="{B1977F7D-205B-4081-913C-38D41E755F92}">
-  <ds:schemaRefs>
-    <ds:schemaRef ds:uri="http://www.wps.cn/officeDocument/2013/wpsCustomData"/>
-  </ds:schemaRefs>
-</ds:datastoreItem>
 </file>